--- a/dosyalar/performans-proje/6-sinif/arapca-6-sinif-performans-proje.docx
+++ b/dosyalar/performans-proje/6-sinif/arapca-6-sinif-performans-proje.docx
@@ -2027,7 +2027,7 @@
                 <w:szCs w:val="30"/>
                 <w:rtl/>
               </w:rPr>
-              <w:t xml:space="preserve">عَمِّي طَبِيبٌ وَعَمَّتِي مُمَرِّضَةٌ.</w:t>
+              <w:t xml:space="preserve">عَمِّي ضَابِطٌ وَعَمَّتِي مُمَرِّضَةٌ.</w:t>
             </w:r>
           </w:p>
           <w:p>
@@ -2045,7 +2045,7 @@
                 <w:szCs w:val="30"/>
                 <w:rtl/>
               </w:rPr>
-              <w:t xml:space="preserve">خَالِي مُهَنْدِسٌ وَخَالَتِي مُعَلِّمَةٌ.</w:t>
+              <w:t xml:space="preserve">خَالِي سَائِقٌ وَخَالَتِي مُعَلِّمَةٌ.</w:t>
             </w:r>
           </w:p>
           <w:p>
@@ -2063,7 +2063,7 @@
                 <w:szCs w:val="30"/>
                 <w:rtl/>
               </w:rPr>
-              <w:t xml:space="preserve">عِنْدِي ابْنُ عَمٍّ وَبِنْتُ خَالٍ.</w:t>
+              <w:t xml:space="preserve">وَالِدِي طَبَّاخٌ ، وَهُوَ مَاهِرٌ.</w:t>
             </w:r>
           </w:p>
           <w:p>
@@ -2167,7 +2167,7 @@
                 <w:szCs w:val="30"/>
                 <w:rtl/>
               </w:rPr>
-              <w:t xml:space="preserve">جَدٌّ   —   جَدَّةٌ   —   عَمٌّ   —   عَمَّةٌ   —   خَالٌ   —   خَالَةٌ   —   اِبْنُ الْعَمِّ   —   بِنْتُ الْخَالِ   —   طَبِيبٌ   —   مُهَنْدِسٌ</w:t>
+              <w:t xml:space="preserve">جَدٌّ   —   جَدَّةٌ   —   عَمٌّ   —   عَمَّةٌ   —   خَالٌ   —   خَالَةٌ   —   وَالِدٌ   —   حَفِيدٌ   —   ضَابِطٌ   —   سَائِقٌ</w:t>
             </w:r>
           </w:p>
         </w:tc>
@@ -14616,7 +14616,7 @@
           <w:sz w:val="19"/>
           <w:szCs w:val="19"/>
         </w:rPr>
-        <w:t xml:space="preserve">Öğrencinin dört hafta boyunca hava durumunu izleyerek Arapça bir günlük tutması, hava durumu ifadelerini ve mevsim sözcüklerini yazılı ve sözlü olarak kullanması amaçlanır.</w:t>
+        <w:t xml:space="preserve">Öğrencinin dört hafta boyunca hava durumunu izleyerek Arapça bir günlük tutması, hava durumu ifadelerini ve havaya uygun kıyafet ile renk sözcüklerini yazılı ve sözlü olarak kullanması amaçlanır.</w:t>
       </w:r>
     </w:p>
     <w:p>
@@ -15432,7 +15432,7 @@
           <w:sz w:val="19"/>
           <w:szCs w:val="19"/>
         </w:rPr>
-        <w:t xml:space="preserve">6.  Günlüğün sonuna en sevdiğin mevsimi anlatan beş cümlelik kısa bir metin ekle.</w:t>
+        <w:t xml:space="preserve">6.  Günlüğün sonuna havaya göre ne giydiğini anlatan beş cümlelik kısa bir metin ekle.</w:t>
       </w:r>
     </w:p>
     <w:p>
@@ -15682,7 +15682,7 @@
                 <w:szCs w:val="30"/>
                 <w:rtl/>
               </w:rPr>
-              <w:t xml:space="preserve">أَمْسِ كَانَ الْجَوُّ مَاطِرًا.</w:t>
+              <w:t xml:space="preserve">غَدًا الْجَوُّ مُمْطِرٌ ، وَآخُذُ الْمِظَلَّةَ.</w:t>
             </w:r>
           </w:p>
           <w:p>
@@ -15700,7 +15700,7 @@
                 <w:szCs w:val="30"/>
                 <w:rtl/>
               </w:rPr>
-              <w:t xml:space="preserve">فِي الشِّتَاءِ الْجَوُّ بَارِدٌ.</w:t>
+              <w:t xml:space="preserve">فِي اللَّيْلِ الْجَوُّ بَارِدٌ.</w:t>
             </w:r>
           </w:p>
           <w:p>
@@ -15718,7 +15718,7 @@
                 <w:szCs w:val="30"/>
                 <w:rtl/>
               </w:rPr>
-              <w:t xml:space="preserve">تَسْقُطُ الثُّلُوجُ فِي الْجِبَالِ.</w:t>
+              <w:t xml:space="preserve">أَلْبَسُ الْمِعْطَفَ الْأَحْمَرَ.</w:t>
             </w:r>
           </w:p>
           <w:p>
@@ -15736,7 +15736,7 @@
                 <w:szCs w:val="30"/>
                 <w:rtl/>
               </w:rPr>
-              <w:t xml:space="preserve">فِي الرَّبِيعِ الْجَوُّ مُعْتَدِلٌ وَجَمِيلٌ.</w:t>
+              <w:t xml:space="preserve">اَلْيَوْمَ الْجَوُّ مُعْتَدِلٌ ، أَلْبَسُ قَمِيصًا أَبْيَضَ.</w:t>
             </w:r>
           </w:p>
           <w:p>
@@ -15840,7 +15840,7 @@
                 <w:szCs w:val="30"/>
                 <w:rtl/>
               </w:rPr>
-              <w:t xml:space="preserve">اَلْجَوُّ   —   مُشْمِسٌ   —   مَاطِرٌ   —   غَائِمٌ   —   بَارِدٌ   —   حَارٌّ   —   مُعْتَدِلٌ   —   ثَلْجٌ   —   رِيحٌ   —   فَصْلٌ</w:t>
+              <w:t xml:space="preserve">اَلْجَوُّ   —   مُشْمِسٌ   —   مُمْطِرٌ   —   مُثْلِجٌ   —   بَارِدٌ   —   حَارٌّ   —   مُعْتَدِلٌ   —   مِعْطَفٌ   —   مِظَلَّةٌ   —   لَوْنٌ</w:t>
             </w:r>
           </w:p>
         </w:tc>
@@ -17956,7 +17956,7 @@
           <w:sz w:val="19"/>
           <w:szCs w:val="19"/>
         </w:rPr>
-        <w:t xml:space="preserve">En sevdiğim mevsim</w:t>
+        <w:t xml:space="preserve">Havaya göre giydiklerim</w:t>
       </w:r>
     </w:p>
     <w:p>
